--- a/Законы/Законопроекты/ACT. 004 — Развёрнутая редакция для чтения.docx
+++ b/Законы/Законопроекты/ACT. 004 — Развёрнутая редакция для чтения.docx
@@ -186,7 +186,7 @@
                 <w:sz w:val="20"/>
                 <w:u w:val="none"/>
               </w:rPr>
-              <w:t>вводится ст. 2.1 ч. 1 ПК (ACT. 001) впервые — в действующих законах сокращение не использовалось; орган определён КЗ «О Правительстве штата San-Andreas» (152.txt)</w:t>
+              <w:t>вводится ст. 2.1 ч. 1 ПК (ACT. 001); орган определён статьёй 35 Конституции штата San-Andreas</w:t>
             </w:r>
           </w:p>
         </w:tc>
@@ -239,7 +239,7 @@
                 <w:sz w:val="20"/>
                 <w:u w:val="none"/>
               </w:rPr>
-              <w:t>вводится ст. 2.1 ч. 1 ПК (ACT. 001); орган определён КЗ «О деятельности офиса Генерального прокурора штата San-Andreas» (174.txt), ст. 1</w:t>
+              <w:t>вводится ст. 2.1 ч. 1 ПК (ACT. 001); орган определён статьями 40–41 Конституции штата San-Andreas</w:t>
             </w:r>
           </w:p>
         </w:tc>
@@ -2132,7 +2132,7 @@
           <w:i w:val="0"/>
           <w:u w:val="none"/>
         </w:rPr>
-        <w:t>ч. 1 Привлечение к административной ответственности возможно только сотрудниками LSPD, LSCSD, FIB, судебными органами и ОГП, главами правительственных департаментов и их заместителями, а также Спикером Сената в рамках проведения заседания и в соответствии с Конституционным законом «О СЕНАТЕ ШТАТА SAN-ANDREAS».</w:t>
+        <w:t>ч. 1 Привлечение к административной ответственности возможно только сотрудниками LSPD, LSCSD, FIB, судебными органами и ОГП, главами правительственных департаментов и их заместителями, а также Спикером Сената в рамках проведения заседания Сената штата San-Andreas.</w:t>
       </w:r>
     </w:p>
     <w:p>
@@ -2306,7 +2306,7 @@
           <w:sz w:val="20"/>
           <w:u w:val="none"/>
         </w:rPr>
-        <w:t>ч. 1 Привлечение к административной ответственности возможно только сотрудниками LSPD, LSCSD, FIB, судебными органами и ОГП, главами правительственных департаментов и их заместителями, а также Спикером Сената в рамках проведения заседания и в соответствии с Конституционным законом «О СЕНАТЕ ШТАТА SAN-ANDREAS».</w:t>
+        <w:t>ч. 1 Привлечение к административной ответственности возможно только сотрудниками LSPD, LSCSD, FIB, судебными органами и ОГП, главами правительственных департаментов и их заместителями, а также Спикером Сената в рамках проведения заседания Сената штата San-Andreas.</w:t>
       </w:r>
     </w:p>
     <w:sectPr>

--- a/Законы/Законопроекты/ACT. 004 — Развёрнутая редакция для чтения.docx
+++ b/Законы/Законопроекты/ACT. 004 — Развёрнутая редакция для чтения.docx
@@ -1277,7 +1277,7 @@
           <w:i w:val="0"/>
           <w:u w:val="none"/>
         </w:rPr>
-        <w:t>В Уголовный и Административный кодексы штата San-Andreas вносятся изменения: разграничиваются составы уклонения от задержания (16.12), неповиновения (17.6) и уклонения от отбывания наказания (16.15); исключаются ссылки на несуществующие виды наказаний; устраняется несоответствие заголовка и содержания статьи 12.1.2; перечень органов, уполномоченных назначать уголовные штрафы и привлекать к административной ответственности, приводится к единым обозначениям и согласуется со статьёй 17.3 Процессуального кодекса.</w:t>
+        <w:t>В Уголовный и Административный кодексы штата San-Andreas вносятся изменения: разграничиваются составы уклонения от задержания (16.12), неповиновения (17.6) и уклонения от отбывания наказания (16.15); исключаются ссылки на несуществующие виды наказаний; устраняется несоответствие заголовка и содержания статьи 12.1.2; легализуется ношение и хранение наручников сотрудниками Weazel News при исполнении обязанностей (статья 12.8.1); перечень органов, уполномоченных назначать уголовные штрафы и привлекать к административной ответственности, приводится к единым обозначениям и согласуется со статьёй 17.3 Процессуального кодекса.</w:t>
       </w:r>
     </w:p>
     <w:p>
@@ -2021,6 +2021,61 @@
     </w:p>
     <w:p>
       <w:pPr>
+        <w:spacing w:before="240" w:after="0"/>
+      </w:pPr>
+      <w:r>
+        <w:rPr>
+          <w:b/>
+          <w:i w:val="0"/>
+          <w:sz w:val="24"/>
+          <w:u w:val="none"/>
+        </w:rPr>
+        <w:t>Статья 12.8.1 ★★★★ [Федеральная/Региональная] Использование, ношение, хранение гражданскими лицами спец. средств и оружия государственного образца, включая медицинское оборудование.</w:t>
+      </w:r>
+    </w:p>
+    <w:p>
+      <w:pPr>
+        <w:spacing w:after="80"/>
+      </w:pPr>
+      <w:r>
+        <w:rPr>
+          <w:b/>
+          <w:i/>
+          <w:color w:val="404040"/>
+          <w:sz w:val="20"/>
+          <w:u w:val="none"/>
+        </w:rPr>
+        <w:t>— изменяемая статья (полный текст в новой редакции)</w:t>
+      </w:r>
+    </w:p>
+    <w:p>
+      <w:pPr>
+        <w:spacing w:after="40"/>
+      </w:pPr>
+      <w:r>
+        <w:rPr>
+          <w:b w:val="0"/>
+          <w:i w:val="0"/>
+          <w:u w:val="none"/>
+        </w:rPr>
+        <w:t>Наказание: 4 года лишения свободы или штраф в размере от $70000 до $100000.</w:t>
+      </w:r>
+    </w:p>
+    <w:p>
+      <w:pPr>
+        <w:spacing w:after="40"/>
+      </w:pPr>
+      <w:r>
+        <w:rPr>
+          <w:b w:val="0"/>
+          <w:i w:val="0"/>
+          <w:u w:val="none"/>
+        </w:rPr>
+        <w:t>Примечание: Действие настоящей статьи в части хранения, ношения и использования наручников не распространяется на уполномоченных сотрудников Weazel News при исполнении служебных обязанностей по охране офиса, обеспечению безопасности и осуществлению задержания правонарушителей в соответствии с законодательством штата San-Andreas.</w:t>
+      </w:r>
+    </w:p>
+    <w:p>
+      <w:pPr>
         <w:spacing w:before="240" w:after="80"/>
       </w:pPr>
       <w:r>
